--- a/downloads/nagranie-tomek/Kosmiczne-laboratorium-scenariusz-Tomek-Miller.docx
+++ b/downloads/nagranie-tomek/Kosmiczne-laboratorium-scenariusz-Tomek-Miller.docx
@@ -77,7 +77,7 @@
           <w:b/>
           <w:color w:val="8B6A24"/>
         </w:rPr>
-        <w:t xml:space="preserve">STATUS: DRAFT / UNLOCKED · KANDYDAT 2b1fe0fd882ab774 · NIE NAGRYWAĆ</w:t>
+        <w:t xml:space="preserve">STATUS: DRAFT / UNLOCKED · KANDYDAT d4e3485822e7e877 · NIE NAGRYWAĆ</w:t>
       </w:r>
     </w:p>
     <w:p>
@@ -153,7 +153,7 @@
           <w:sz-cs w:val="22"/>
           <w:color w:val="4C6178"/>
         </w:rPr>
-        <w:t xml:space="preserve">Cel sesji i przekazanie sceny: Merytoryka ma być precyzyjna, ale brzmieć jak wspólne oglądanie ciekawego zjawiska, nie jak szkolna odpowiedź. Tomek zaczyna dopiero wtedy, gdy plansza Piotra zniknęła, muzyka jest już w docelowym module, a kontrolki eksperymentu są gotowe.</w:t>
+        <w:t xml:space="preserve">Cel sesji i przekazanie sceny: Merytoryka ma być precyzyjna, ale brzmieć jak wspólne oglądanie ciekawego zjawiska, nie jak szkolna odpowiedź. Przewodnik zaczyna dopiero wtedy, gdy plansza gospodarza zniknęła, muzyka jest już w docelowym module, a kontrolki eksperymentu są gotowe.</w:t>
       </w:r>
     </w:p>
     <w:p>
@@ -549,7 +549,7 @@
           <w:sz-cs w:val="22"/>
           <w:color w:val="17243A"/>
         </w:rPr>
-        <w:t xml:space="preserve">Kanały: jeden kanał mono (wymagane)</w:t>
+        <w:t xml:space="preserve">Kanały: Jeden kanał mono (wymagane)</w:t>
       </w:r>
     </w:p>
     <w:p>
@@ -2246,7 +2246,7 @@
           <w:sz-cs w:val="24"/>
           <w:color w:val="17243A"/>
         </w:rPr>
-        <w:t xml:space="preserve">A co stanie się bez żadnej planety? Najpierw zgadnij, potem wypuść dwa samochodziki przez pustą siatkę.</w:t>
+        <w:t xml:space="preserve">A co się stanie bez żadnej planety? Najpierw zgadnij, potem wypuść dwa samochodziki przez pustą siatkę.</w:t>
         <w:br/>
         <w:t xml:space="preserve"/>
       </w:r>
@@ -2582,7 +2582,7 @@
           <w:sz-cs w:val="24"/>
           <w:color w:val="17243A"/>
         </w:rPr>
-        <w:t xml:space="preserve">Oś Ziemi nie jest teraz przechylona. Zobacz: światło i długość dnia prawie się nie zmieniają, więc wyraźne pory roku znikają.</w:t>
+        <w:t xml:space="preserve">Oś Ziemi nie jest teraz przechylona. Zobacz: światło i długość dnia prawie się nie zmieniają, więc wyraźnie pory roku znikają.</w:t>
         <w:br/>
         <w:t xml:space="preserve"/>
       </w:r>
@@ -3162,18 +3162,18 @@
           <w:sz-cs w:val="24"/>
           <w:color w:val="17243A"/>
         </w:rPr>
-        <w:t xml:space="preserve">Spójrz na Księżyc jak przez teleskop. Słońce zawsze oświetla jego połowę, ale podczas wędrówki wokół Ziemi widzimy coraz inną część tej jasnej strony.</w:t>
-        <w:br/>
-        <w:t xml:space="preserve"/>
-      </w:r>
-      <w:r>
-        <w:rPr>
-          <w:rFonts w:ascii="Helvetica" w:hAnsi="Helvetica" w:cs="Helvetica"/>
-          <w:sz w:val="17"/>
-          <w:sz-cs w:val="17"/>
-          <w:color w:val="4C6178"/>
-        </w:rPr>
-        <w:t xml:space="preserve">Cel tempa: 10.5–14.0 s · 23 słów · 124 słów/min</w:t>
+        <w:t xml:space="preserve">Spójrz na Księżyc jak przez teleskop. Słońce zawsze oświetla jego połowę, ale podczas wędrówki wokół Ziemi obraz tej połowy się zmienia.</w:t>
+        <w:br/>
+        <w:t xml:space="preserve"/>
+      </w:r>
+      <w:r>
+        <w:rPr>
+          <w:rFonts w:ascii="Helvetica" w:hAnsi="Helvetica" w:cs="Helvetica"/>
+          <w:sz w:val="17"/>
+          <w:sz-cs w:val="17"/>
+          <w:color w:val="4C6178"/>
+        </w:rPr>
+        <w:t xml:space="preserve">Cel tempa: 9.5–12.5 s · 21 słów · 124 słów/min</w:t>
       </w:r>
     </w:p>
     <w:p>
@@ -3728,7 +3728,7 @@
           <w:sz-cs w:val="24"/>
           <w:color w:val="17243A"/>
         </w:rPr>
-        <w:t xml:space="preserve">Magnes przyciąga spinacz. Stal, z której go zrobiono, mocno reaguje na magnes.</w:t>
+        <w:t xml:space="preserve">Magnes przyciąga spinacz. Stal, z którego go zrobiono, mocno reaguje na magnes.</w:t>
         <w:br/>
         <w:t xml:space="preserve"/>
       </w:r>
@@ -4112,6 +4112,7 @@
     </w:p>
     <w:p>
       <w:pPr>
+        <w:pageBreakBefore/>
         <w:spacing w:after="200"/>
       </w:pPr>
       <w:r>
@@ -5076,7 +5077,7 @@
           <w:sz-cs w:val="24"/>
           <w:color w:val="17243A"/>
         </w:rPr>
-        <w:t xml:space="preserve">Neptun wykonuje ostatnie planetarne podanie. Voyager 2 opuszcza krainę wielkich planet i leci dalej w ciemność.</w:t>
+        <w:t xml:space="preserve">Neptun wykonuje ostatnie planetarne podanie. Voyager 2 opuszcza krainy wielkich planet i leci dalej w ciemność.</w:t>
         <w:br/>
         <w:t xml:space="preserve"/>
       </w:r>
@@ -5122,18 +5123,18 @@
           <w:sz-cs w:val="24"/>
           <w:color w:val="17243A"/>
         </w:rPr>
-        <w:t xml:space="preserve">Galileo wybiera długą, sprytną drogę: najpierw Wenus, potem dwa powroty obok Ziemi. Każda asysta zmienia prędkość i kierunek sondy, aż może ona dotrzeć do Jowisza.</w:t>
-        <w:br/>
-        <w:t xml:space="preserve"/>
-      </w:r>
-      <w:r>
-        <w:rPr>
-          <w:rFonts w:ascii="Helvetica" w:hAnsi="Helvetica" w:cs="Helvetica"/>
-          <w:sz w:val="17"/>
-          <w:sz-cs w:val="17"/>
-          <w:color w:val="4C6178"/>
-        </w:rPr>
-        <w:t xml:space="preserve">Cel tempa: 12.0–15.5 s · 25 słów · 124 słów/min</w:t>
+        <w:t xml:space="preserve">Galileo wybiera długą, sprytną drogę: najpierw Wenus, potem dwa powroty obok Ziemi. Każda asysta zmienia prędkość i kierunek sondy, żeby dotarła do Jowisza.</w:t>
+        <w:br/>
+        <w:t xml:space="preserve"/>
+      </w:r>
+      <w:r>
+        <w:rPr>
+          <w:rFonts w:ascii="Helvetica" w:hAnsi="Helvetica" w:cs="Helvetica"/>
+          <w:sz w:val="17"/>
+          <w:sz-cs w:val="17"/>
+          <w:color w:val="4C6178"/>
+        </w:rPr>
+        <w:t xml:space="preserve">Cel tempa: 11.0–14.5 s · 23 słów · 124 słów/min</w:t>
       </w:r>
     </w:p>
     <w:p>
@@ -5168,7 +5169,7 @@
           <w:sz-cs w:val="24"/>
           <w:color w:val="17243A"/>
         </w:rPr>
-        <w:t xml:space="preserve">Galileo startuje w 1989 roku. Rakieta nie może wysłać ciężkiej sondy prosto do Jowisza, więc rozpoczyna ona dłuższą trasę z trzema grawitacyjnymi podaniami.</w:t>
+        <w:t xml:space="preserve">Galileo startuje w 1989 roku. Rakieta nie może wysyłać ciężkiej sondy prosto do Jowisza, więc rozpoczyna ona dłuższą trasę z trzema grawitacyjnymi podaniami.</w:t>
         <w:br/>
         <w:t xml:space="preserve"/>
       </w:r>
@@ -5460,6 +5461,7 @@
     </w:p>
     <w:p>
       <w:pPr>
+        <w:pageBreakBefore/>
         <w:spacing w:after="200"/>
       </w:pPr>
       <w:r>
@@ -5536,18 +5538,18 @@
           <w:sz-cs w:val="24"/>
           <w:color w:val="17243A"/>
         </w:rPr>
-        <w:t xml:space="preserve">New Horizons oddala się od Jowisza szybciej niż wcześniej. Przed sondą otwiera się nowa droga ku Plutonowi.</w:t>
-        <w:br/>
-        <w:t xml:space="preserve"/>
-      </w:r>
-      <w:r>
-        <w:rPr>
-          <w:rFonts w:ascii="Helvetica" w:hAnsi="Helvetica" w:cs="Helvetica"/>
-          <w:sz w:val="17"/>
-          <w:sz-cs w:val="17"/>
-          <w:color w:val="4C6178"/>
-        </w:rPr>
-        <w:t xml:space="preserve">Cel tempa: 8.0–10.5 s · 17 słów · 124 słów/min</w:t>
+        <w:t xml:space="preserve">New Horizons oddala się od Jowisza jeszcze szybciej. Przed sondą otwiera się nowa droga ku Plutonowi.</w:t>
+        <w:br/>
+        <w:t xml:space="preserve"/>
+      </w:r>
+      <w:r>
+        <w:rPr>
+          <w:rFonts w:ascii="Helvetica" w:hAnsi="Helvetica" w:cs="Helvetica"/>
+          <w:sz w:val="17"/>
+          <w:sz-cs w:val="17"/>
+          <w:color w:val="4C6178"/>
+        </w:rPr>
+        <w:t xml:space="preserve">Cel tempa: 7.5–10.0 s · 16 słów · 124 słów/min</w:t>
       </w:r>
     </w:p>
     <w:p>

--- a/downloads/nagranie-tomek/Kosmiczne-laboratorium-scenariusz-Tomek-Miller.docx
+++ b/downloads/nagranie-tomek/Kosmiczne-laboratorium-scenariusz-Tomek-Miller.docx
@@ -77,7 +77,7 @@
           <w:b/>
           <w:color w:val="8B6A24"/>
         </w:rPr>
-        <w:t xml:space="preserve">STATUS: DRAFT / UNLOCKED · KANDYDAT d4e3485822e7e877 · NIE NAGRYWAĆ</w:t>
+        <w:t xml:space="preserve">STATUS: LOCK · d4e3485822e7e877 · Mieszko Mahboob · 2026-06-20T21:37:49.053Z</w:t>
       </w:r>
     </w:p>
     <w:p>
